--- a/pkgdown/assets/downloads/pid5bfpm_US.docx
+++ b/pkgdown/assets/downloads/pid5bfpm_US.docx
@@ -10290,7 +10290,7 @@
           <w:szCs w:val="20"/>
           <w:color w:val="000000"/>
         </w:rPr>
-        <w:t xml:space="preserve">Average the responses for the following item numbers to score each facet. Then average the three facet scores listed for each domain in the second table to score that domain. Reverse-scored items are indicated with (R).</w:t>
+        <w:t xml:space="preserve">Average the responses for the following item numbers to score each facet. Then average the three facet scores listed for each domain in the second table to score that domain. No items are reverse-scored.</w:t>
       </w:r>
     </w:p>
     <w:tbl xmlns:a="http://schemas.openxmlformats.org/drawingml/2006/main" xmlns:pic="http://schemas.openxmlformats.org/drawingml/2006/picture">
